--- a/HW05_DP2.docx
+++ b/HW05_DP2.docx
@@ -27,12 +27,20 @@
         <w:spacing w:after="40"/>
         <w:jc w:val="right"/>
       </w:pPr>
+      <w:commentRangeStart w:id="0"/>
       <w:r>
         <w:rPr>
           <w:b/>
           <w:sz w:val="22"/>
         </w:rPr>
         <w:t>Due: 2026-Oct-22</w:t>
+      </w:r>
+      <w:commentRangeEnd w:id="0"/>
+      <w:r>
+        <w:rPr>
+          <w:rStyle w:val="CommentReference"/>
+        </w:rPr>
+        <w:commentReference w:id="0"/>
       </w:r>
     </w:p>
     <w:p>
@@ -2785,8 +2793,16 @@
           <w:lang w:eastAsia="zh-CN"/>
         </w:rPr>
       </w:pPr>
+      <w:commentRangeStart w:id="1"/>
       <w:r>
         <w:t>The process of selecting, organising, cleaning and checking data used to train an AI model.</w:t>
+      </w:r>
+      <w:commentRangeEnd w:id="1"/>
+      <w:r>
+        <w:rPr>
+          <w:rStyle w:val="CommentReference"/>
+        </w:rPr>
+        <w:commentReference w:id="1"/>
       </w:r>
     </w:p>
     <w:p>
@@ -2875,6 +2891,51 @@
     </w:sectPr>
   </w:body>
 </w:document>
+</file>
+
+<file path=word/comments.xml><?xml version="1.0" encoding="utf-8"?>
+<w:comments xmlns:a="http://schemas.openxmlformats.org/drawingml/2006/main" xmlns:pic="http://schemas.openxmlformats.org/drawingml/2006/picture" xmlns:r="http://schemas.openxmlformats.org/officeDocument/2006/relationships" xmlns:w="http://schemas.openxmlformats.org/wordprocessingml/2006/main" xmlns:wp="http://schemas.openxmlformats.org/drawingml/2006/wordprocessingDrawing" xmlns:mc="http://schemas.openxmlformats.org/markup-compatibility/2006" xmlns:a14="http://schemas.microsoft.com/office/drawing/2010/main" xmlns:w14="http://schemas.microsoft.com/office/word/2010/wordml" xmlns:wpc="http://schemas.microsoft.com/office/word/2010/wordprocessingCanvas">
+  <w:comment w:id="0" w:author="Teacher" w:initials="T" w:date="2026-10-23T13:10:06Z">
+    <w:p>
+      <w:pPr>
+        <w:pStyle w:val="CommentText"/>
+      </w:pPr>
+      <w:r>
+        <w:rPr>
+          <w:rStyle w:val="CommentReference"/>
+        </w:rPr>
+        <w:annotationRef/>
+      </w:r>
+      <w:r>
+        <w:t>Late submission: -20</w:t>
+      </w:r>
+    </w:p>
+    <w:p>
+      <w:pPr>
+        <w:pStyle w:val="CommentText"/>
+      </w:pPr>
+      <w:r>
+        <w:t>This homework was due on 22 October and was submitted on 23 October, so a 20-mark late penalty has been applied. Paper score 99/100 - 20 = 79/100.</w:t>
+      </w:r>
+    </w:p>
+  </w:comment>
+  <w:comment w:id="1" w:author="Teacher" w:initials="T" w:date="2026-10-23T13:10:06Z">
+    <w:p>
+      <w:pPr>
+        <w:pStyle w:val="CommentText"/>
+      </w:pPr>
+      <w:r>
+        <w:rPr>
+          <w:rStyle w:val="CommentReference"/>
+        </w:rPr>
+        <w:annotationRef/>
+      </w:r>
+      <w:r>
+        <w:t>Q10(c)  1/2 - You correctly describe dataset curation as selecting, organising, cleaning and checking the training data - that earns the first mark. The second mark is for WHY the data is curated: in the case study it is specifically about making sure the training data does not contain copyrighted material, so that the company complies with intellectual property law (and that the data is suitable and representative for the task). Add the purpose and this becomes a full-mark answer. (-1)</w:t>
+      </w:r>
+    </w:p>
+  </w:comment>
+</w:comments>
 </file>
 
 <file path=word/endnotes.xml><?xml version="1.0" encoding="utf-8"?>
@@ -3025,7 +3086,7 @@
         <w:color w:val="404040"/>
         <w:sz w:val="21"/>
       </w:rPr>
-      <w:t>Name: ______________    Class: ________    Date: ________    Mark: ______</w:t>
+      <w:t>Name: ______________    Class: ________    Date: ________    Mark: 79 / 100</w:t>
     </w:r>
   </w:p>
 </w:hdr>
